--- a/SEO-Clients-Hub/clients/Maxwell Plumbing & Drain/MPD-Welcome-Checklist.docx
+++ b/SEO-Clients-Hub/clients/Maxwell Plumbing & Drain/MPD-Welcome-Checklist.docx
@@ -555,212 +555,6 @@
         <w:t xml:space="preserve">  —  or just be ready to add a DNS TXT record when we send you one — this is usually only needed once or twice for verification</w:t>
       </w:r>
     </w:p>
-    <w:p>
-      <w:pPr>
-        <w:pStyle w:val="Heading1"/>
-        <w:pBdr>
-          <w:bottom w:val="single" w:color="453C79" w:sz="6" w:space="6"/>
-        </w:pBdr>
-        <w:spacing w:after="200" w:before="420"/>
-      </w:pPr>
-      <w:r>
-        <w:rPr>
-          <w:rFonts w:ascii="Calibri" w:cs="Calibri" w:eastAsia="Calibri" w:hAnsi="Calibri"/>
-          <w:b/>
-          <w:bCs/>
-          <w:caps/>
-          <w:color w:val="453C79"/>
-          <w:sz w:val="28"/>
-          <w:szCs w:val="28"/>
-        </w:rPr>
-        <w:t xml:space="preserve">A Few Quick Questions</w:t>
-      </w:r>
-    </w:p>
-    <w:p>
-      <w:pPr>
-        <w:spacing w:after="100" w:line="264"/>
-      </w:pPr>
-      <w:r>
-        <w:rPr>
-          <w:rFonts w:ascii="Calibri" w:cs="Calibri" w:eastAsia="Calibri" w:hAnsi="Calibri"/>
-          <w:color w:val="453C79"/>
-          <w:sz w:val="23"/>
-          <w:szCs w:val="23"/>
-        </w:rPr>
-        <w:t xml:space="preserve">☐  </w:t>
-      </w:r>
-      <w:r>
-        <w:rPr>
-          <w:rFonts w:ascii="Calibri" w:cs="Calibri" w:eastAsia="Calibri" w:hAnsi="Calibri"/>
-          <w:b/>
-          <w:bCs/>
-          <w:color w:val="222222"/>
-          <w:sz w:val="21"/>
-          <w:szCs w:val="21"/>
-        </w:rPr>
-        <w:t xml:space="preserve">Do you use a call tracking service?</w:t>
-      </w:r>
-      <w:r>
-        <w:rPr>
-          <w:rFonts w:ascii="Calibri" w:cs="Calibri" w:eastAsia="Calibri" w:hAnsi="Calibri"/>
-          <w:i/>
-          <w:iCs/>
-          <w:color w:val="666666"/>
-          <w:sz w:val="19"/>
-          <w:szCs w:val="19"/>
-        </w:rPr>
-        <w:t xml:space="preserve">  —  e.g. CallRail — needed for Ads conversion tracking if we move forward with Paid Search</w:t>
-      </w:r>
-    </w:p>
-    <w:p>
-      <w:pPr>
-        <w:spacing w:after="100" w:line="264"/>
-      </w:pPr>
-      <w:r>
-        <w:rPr>
-          <w:rFonts w:ascii="Calibri" w:cs="Calibri" w:eastAsia="Calibri" w:hAnsi="Calibri"/>
-          <w:color w:val="453C79"/>
-          <w:sz w:val="23"/>
-          <w:szCs w:val="23"/>
-        </w:rPr>
-        <w:t xml:space="preserve">☐  </w:t>
-      </w:r>
-      <w:r>
-        <w:rPr>
-          <w:rFonts w:ascii="Calibri" w:cs="Calibri" w:eastAsia="Calibri" w:hAnsi="Calibri"/>
-          <w:b/>
-          <w:bCs/>
-          <w:color w:val="222222"/>
-          <w:sz w:val="21"/>
-          <w:szCs w:val="21"/>
-        </w:rPr>
-        <w:t xml:space="preserve">Who currently manages your Google Business Profile and Ads account?</w:t>
-      </w:r>
-      <w:r>
-        <w:rPr>
-          <w:rFonts w:ascii="Calibri" w:cs="Calibri" w:eastAsia="Calibri" w:hAnsi="Calibri"/>
-          <w:i/>
-          <w:iCs/>
-          <w:color w:val="666666"/>
-          <w:sz w:val="19"/>
-          <w:szCs w:val="19"/>
-        </w:rPr>
-        <w:t xml:space="preserve">  —  you, your current vendor, or someone else — helps us route requests correctly</w:t>
-      </w:r>
-    </w:p>
-    <w:p>
-      <w:pPr>
-        <w:spacing w:after="100" w:line="264"/>
-      </w:pPr>
-      <w:r>
-        <w:rPr>
-          <w:rFonts w:ascii="Calibri" w:cs="Calibri" w:eastAsia="Calibri" w:hAnsi="Calibri"/>
-          <w:color w:val="453C79"/>
-          <w:sz w:val="23"/>
-          <w:szCs w:val="23"/>
-        </w:rPr>
-        <w:t xml:space="preserve">☐  </w:t>
-      </w:r>
-      <w:r>
-        <w:rPr>
-          <w:rFonts w:ascii="Calibri" w:cs="Calibri" w:eastAsia="Calibri" w:hAnsi="Calibri"/>
-          <w:b/>
-          <w:bCs/>
-          <w:color w:val="222222"/>
-          <w:sz w:val="21"/>
-          <w:szCs w:val="21"/>
-        </w:rPr>
-        <w:t xml:space="preserve">What SEO plugin does your site use?</w:t>
-      </w:r>
-      <w:r>
-        <w:rPr>
-          <w:rFonts w:ascii="Calibri" w:cs="Calibri" w:eastAsia="Calibri" w:hAnsi="Calibri"/>
-          <w:i/>
-          <w:iCs/>
-          <w:color w:val="666666"/>
-          <w:sz w:val="19"/>
-          <w:szCs w:val="19"/>
-        </w:rPr>
-        <w:t xml:space="preserve">  —  Yoast, RankMath, etc. — informational, helps us work within your existing setup</w:t>
-      </w:r>
-    </w:p>
-    <w:p>
-      <w:pPr>
-        <w:pStyle w:val="Heading1"/>
-        <w:pBdr>
-          <w:bottom w:val="single" w:color="453C79" w:sz="6" w:space="6"/>
-        </w:pBdr>
-        <w:spacing w:after="200" w:before="420"/>
-      </w:pPr>
-      <w:r>
-        <w:rPr>
-          <w:rFonts w:ascii="Calibri" w:cs="Calibri" w:eastAsia="Calibri" w:hAnsi="Calibri"/>
-          <w:b/>
-          <w:bCs/>
-          <w:caps/>
-          <w:color w:val="453C79"/>
-          <w:sz w:val="28"/>
-          <w:szCs w:val="28"/>
-        </w:rPr>
-        <w:t xml:space="preserve">What's Already Handled</w:t>
-      </w:r>
-    </w:p>
-    <w:p>
-      <w:pPr>
-        <w:spacing w:after="140" w:line="276"/>
-      </w:pPr>
-      <w:r>
-        <w:rPr>
-          <w:rFonts w:ascii="Calibri" w:cs="Calibri" w:eastAsia="Calibri" w:hAnsi="Calibri"/>
-          <w:color w:val="222222"/>
-          <w:sz w:val="21"/>
-          <w:szCs w:val="21"/>
-        </w:rPr>
-        <w:t xml:space="preserve">You don't need to provide anything for these — we've got it:</w:t>
-      </w:r>
-    </w:p>
-    <w:p>
-      <w:pPr>
-        <w:spacing w:after="100"/>
-      </w:pPr>
-      <w:r>
-        <w:rPr>
-          <w:rFonts w:ascii="Calibri" w:cs="Calibri" w:eastAsia="Calibri" w:hAnsi="Calibri"/>
-          <w:color w:val="222222"/>
-          <w:sz w:val="20"/>
-          <w:szCs w:val="20"/>
-        </w:rPr>
-        <w:t xml:space="preserve">•  Content or copywriting — we're not rebuilding pages, this is SEO + Ads work within your existing site</w:t>
-      </w:r>
-    </w:p>
-    <w:p>
-      <w:pPr>
-        <w:spacing w:after="100"/>
-      </w:pPr>
-      <w:r>
-        <w:rPr>
-          <w:rFonts w:ascii="Calibri" w:cs="Calibri" w:eastAsia="Calibri" w:hAnsi="Calibri"/>
-          <w:color w:val="222222"/>
-          <w:sz w:val="20"/>
-          <w:szCs w:val="20"/>
-        </w:rPr>
-        <w:t xml:space="preserve">•  Design or page redesign — not in scope for this engagement</w:t>
-      </w:r>
-    </w:p>
-    <w:p>
-      <w:pPr>
-        <w:spacing w:after="300"/>
-      </w:pPr>
-      <w:r>
-        <w:rPr>
-          <w:rFonts w:ascii="Calibri" w:cs="Calibri" w:eastAsia="Calibri" w:hAnsi="Calibri"/>
-          <w:color w:val="222222"/>
-          <w:sz w:val="20"/>
-          <w:szCs w:val="20"/>
-        </w:rPr>
-        <w:t xml:space="preserve">•  Ad creative or campaign structure — we handle this once Google Ads access is granted</w:t>
-      </w:r>
-    </w:p>
     <w:tbl>
       <w:tblPr>
         <w:tblW w:type="dxa" w:w="10080"/>
@@ -977,12 +771,12 @@
     <w:tblPr>
       <w:tblW w:type="dxa" w:w="10080"/>
       <w:tblBorders>
-        <w:top w:val="single" w:color="auto" w:sz="4"/>
-        <w:left w:val="single" w:color="auto" w:sz="4"/>
-        <w:bottom w:val="single" w:color="auto" w:sz="4"/>
-        <w:right w:val="single" w:color="auto" w:sz="4"/>
-        <w:insideH w:val="single" w:color="auto" w:sz="4"/>
-        <w:insideV w:val="single" w:color="auto" w:sz="4"/>
+        <w:top w:val="none"/>
+        <w:left w:val="none"/>
+        <w:bottom w:val="none"/>
+        <w:right w:val="none"/>
+        <w:insideH w:val="none"/>
+        <w:insideV w:val="none"/>
       </w:tblBorders>
     </w:tblPr>
     <w:tblGrid>
